--- a/output/docx/fr/BUFRCREX_TableB_fr_31.docx
+++ b/output/docx/fr/BUFRCREX_TableB_fr_31.docx
@@ -1005,7 +1005,7 @@
                 <w:b w:val="0"/>
                 <w:sz w:val="16"/>
               </w:rPr>
-              <w:t>Note 127: Le «facteur de répétition différée du descripteur et des données» sert au codage de la longueur de plage (par exemple pour le balayage d’une image). Il donne une valeur N qui s’applique à la fois au descripteur et aux données, c’est-à-dire que la valeur de l’élément simple défini par le descripteur suivant est répétée N fois (à des intervalles déjà précisés).</w:t>
+              <w:t>Note B127: Le «facteur de répétition différée du descripteur et des données» sert au codage de la longueur de plage (par exemple pour le balayage d’une image). Il donne une valeur N qui s’applique à la fois au descripteur et aux données, c’est-à-dire que la valeur de l’élément simple défini par le descripteur suivant est répétée N fois (à des intervalles déjà précisés).</w:t>
             </w:r>
           </w:p>
         </w:tc>
@@ -1573,7 +1573,7 @@
                 <w:b w:val="0"/>
                 <w:sz w:val="16"/>
               </w:rPr>
-              <w:t>Note 59: Indication du début de la période d’un mois. | Note 113: D’autres applications de l’indicateur de présence de données pourront être créées.</w:t>
+              <w:t>Note B59: Le descripteur 0 31 031, utilisé conjointement avec les opérateurs 2 22 YYY à 2 32 YYY concernant le contrôle de qualité ou les statistiques, indique la présence d’informations sur le contrôle de qualité lorsque la valeur de l’indicateur est mise à zéro. Ce descripteur peut être utilisé, en même temps que l’opérateur de répétition 1 01 YYY, pour créer une table des indicateurs de présence/absence de données, formant ainsi une table binaire de présence de données selon la définition de la règle 94.5.5.3. Il est ainsi possible de présenter des informations sur le contrôle de qualité et les statistiques pour des données sélectionnées correspondant aux descripteurs d’éléments qui précèdent les opérateurs 2 22 YYY à 2 32 YYY. | Note B113: D’autres applications de l’indicateur de présence de données pourront être créées.</w:t>
             </w:r>
           </w:p>
         </w:tc>
